--- a/docs/IP_Proforma_Invoice_20260820_ИП_Зюзин_ИИ_Поддержка.docx
+++ b/docs/IP_Proforma_Invoice_20260820_ИП_Зюзин_ИИ_Поддержка.docx
@@ -434,249 +434,281 @@
     </w:p>
     <w:p>
       <w:pPr>
-        <w:tabs>
-          <w:tab w:val="left" w:pos="709"/>
-        </w:tabs>
+        <w:widowControl w:val="0"/>
         <w:snapToGrid w:val="0"/>
         <w:spacing w:before="120" w:after="120" w:line="276" w:lineRule="auto"/>
-        <w:ind w:left="709"/>
+        <w:ind w:left="709" w:hanging="709"/>
         <w:jc w:val="both"/>
         <w:rPr>
           <w:rFonts w:ascii="Arial" w:hAnsi="Arial" w:cs="Arial"/>
-          <w:bCs/>
-          <w:sz w:val="20"/>
-          <w:szCs w:val="20"/>
-          <w:lang w:eastAsia="en-US"/>
-        </w:rPr>
-      </w:pPr>
-      <w:r>
-        <w:rPr>
-          <w:rFonts w:ascii="Arial" w:hAnsi="Arial" w:cs="Arial"/>
-          <w:bCs/>
-          <w:sz w:val="20"/>
-          <w:szCs w:val="20"/>
-        </w:rPr>
-        <w:t>Исполнитель обязуется оказать следующие Услуги по производству ИИ-контента (ИИ-ролика) для рекламной кампании «Программа Поддержки»:</w:t>
+          <w:sz w:val="20"/>
+          <w:szCs w:val="20"/>
+        </w:rPr>
+      </w:pPr>
+      <w:r>
+        <w:rPr>
+          <w:rFonts w:ascii="Arial" w:hAnsi="Arial" w:cs="Arial"/>
+          <w:sz w:val="20"/>
+          <w:szCs w:val="20"/>
+        </w:rPr>
+        <w:t>1.1.</w:t>
+      </w:r>
+      <w:r>
+        <w:rPr>
+          <w:rFonts w:ascii="Arial" w:hAnsi="Arial" w:cs="Arial"/>
+          <w:sz w:val="20"/>
+          <w:szCs w:val="20"/>
+        </w:rPr>
+        <w:tab/>
+        <w:t xml:space="preserve">Исполнитель обязуется оказать Заказчику Услуги по созданию (производству) рекламного аудиовизуального контента с применением технологий искусственного интеллекта (далее — «ИИ-контент», «ИИ-ролик») для рекламной кампании «Программа Поддержки».</w:t>
       </w:r>
     </w:p>
     <w:p>
       <w:pPr>
-        <w:pStyle w:val="a8"/>
-        <w:numPr>
-          <w:ilvl w:val="0"/>
-          <w:numId w:val="9"/>
-        </w:numPr>
-        <w:tabs>
-          <w:tab w:val="left" w:pos="709"/>
-        </w:tabs>
+        <w:widowControl w:val="0"/>
         <w:snapToGrid w:val="0"/>
         <w:spacing w:before="120" w:after="120" w:line="276" w:lineRule="auto"/>
-        <w:ind w:left="1134" w:hanging="425"/>
-        <w:contextualSpacing w:val="0"/>
+        <w:ind w:left="709" w:hanging="709"/>
         <w:jc w:val="both"/>
         <w:rPr>
           <w:rFonts w:ascii="Arial" w:hAnsi="Arial" w:cs="Arial"/>
-          <w:bCs/>
-          <w:sz w:val="20"/>
-          <w:szCs w:val="20"/>
-        </w:rPr>
-      </w:pPr>
-      <w:r>
-        <w:rPr>
-          <w:rFonts w:ascii="Arial" w:hAnsi="Arial" w:cs="Arial"/>
-          <w:bCs/>
-          <w:sz w:val="20"/>
-          <w:szCs w:val="20"/>
-        </w:rPr>
-        <w:t>Разработка креативной концепции, сценария и визуального решения ИИ-ролика.</w:t>
+          <w:sz w:val="20"/>
+          <w:szCs w:val="20"/>
+        </w:rPr>
+      </w:pPr>
+      <w:r>
+        <w:rPr>
+          <w:rFonts w:ascii="Arial" w:hAnsi="Arial" w:cs="Arial"/>
+          <w:sz w:val="20"/>
+          <w:szCs w:val="20"/>
+        </w:rPr>
+        <w:t>1.2.</w:t>
+      </w:r>
+      <w:r>
+        <w:rPr>
+          <w:rFonts w:ascii="Arial" w:hAnsi="Arial" w:cs="Arial"/>
+          <w:sz w:val="20"/>
+          <w:szCs w:val="20"/>
+        </w:rPr>
+        <w:tab/>
+        <w:t xml:space="preserve">Предметом Услуг является производство ИИ-контента. Физическая съёмка исходных материалов, монтаж и иные производственные действия, указанные в настоящем разделе, выполняются исключительно как составные технологические этапы создания ИИ-контента и не образуют самостоятельных услуг видеопродакшна (производства аудиовизуальных произведений без применения технологий искусственного интеллекта).</w:t>
       </w:r>
     </w:p>
     <w:p>
       <w:pPr>
-        <w:pStyle w:val="a8"/>
-        <w:numPr>
-          <w:ilvl w:val="0"/>
-          <w:numId w:val="9"/>
-        </w:numPr>
-        <w:tabs>
-          <w:tab w:val="left" w:pos="709"/>
-        </w:tabs>
+        <w:widowControl w:val="0"/>
         <w:snapToGrid w:val="0"/>
         <w:spacing w:before="120" w:after="120" w:line="276" w:lineRule="auto"/>
-        <w:ind w:left="1134" w:hanging="425"/>
-        <w:contextualSpacing w:val="0"/>
+        <w:ind w:left="709" w:hanging="709"/>
         <w:jc w:val="both"/>
         <w:rPr>
           <w:rFonts w:ascii="Arial" w:hAnsi="Arial" w:cs="Arial"/>
-          <w:bCs/>
-          <w:sz w:val="20"/>
-          <w:szCs w:val="20"/>
-        </w:rPr>
-      </w:pPr>
-      <w:r>
-        <w:rPr>
-          <w:rFonts w:ascii="Arial" w:hAnsi="Arial" w:cs="Arial"/>
-          <w:bCs/>
-          <w:sz w:val="20"/>
-          <w:szCs w:val="20"/>
-        </w:rPr>
-        <w:t>Препродакшн: подготовка референсов, промптов, тестовых генераций, кастинг и организация съёмки исходных материалов.</w:t>
+          <w:sz w:val="20"/>
+          <w:szCs w:val="20"/>
+        </w:rPr>
+      </w:pPr>
+      <w:r>
+        <w:rPr>
+          <w:rFonts w:ascii="Arial" w:hAnsi="Arial" w:cs="Arial"/>
+          <w:sz w:val="20"/>
+          <w:szCs w:val="20"/>
+        </w:rPr>
+        <w:t>1.3.</w:t>
+      </w:r>
+      <w:r>
+        <w:rPr>
+          <w:rFonts w:ascii="Arial" w:hAnsi="Arial" w:cs="Arial"/>
+          <w:sz w:val="20"/>
+          <w:szCs w:val="20"/>
+        </w:rPr>
+        <w:tab/>
+        <w:t xml:space="preserve">В состав Услуг входит выполнение следующих работ:</w:t>
       </w:r>
     </w:p>
     <w:p>
       <w:pPr>
-        <w:pStyle w:val="a8"/>
-        <w:numPr>
-          <w:ilvl w:val="0"/>
-          <w:numId w:val="9"/>
-        </w:numPr>
-        <w:tabs>
-          <w:tab w:val="left" w:pos="709"/>
-        </w:tabs>
+        <w:widowControl w:val="0"/>
         <w:snapToGrid w:val="0"/>
         <w:spacing w:before="120" w:after="120" w:line="276" w:lineRule="auto"/>
-        <w:ind w:left="1134" w:hanging="425"/>
-        <w:contextualSpacing w:val="0"/>
+        <w:ind w:left="709" w:hanging="709"/>
         <w:jc w:val="both"/>
         <w:rPr>
           <w:rFonts w:ascii="Arial" w:hAnsi="Arial" w:cs="Arial"/>
-          <w:bCs/>
-          <w:sz w:val="20"/>
-          <w:szCs w:val="20"/>
-        </w:rPr>
-      </w:pPr>
-      <w:r>
-        <w:rPr>
-          <w:rFonts w:ascii="Arial" w:hAnsi="Arial" w:cs="Arial"/>
-          <w:bCs/>
-          <w:sz w:val="20"/>
-          <w:szCs w:val="20"/>
-        </w:rPr>
-        <w:t>Физическая съёмка исходных материалов (в том числе актёров, объектов, локаций и иных материалов) для последующего использования исключительно в рамках производства ИИ-контента. Указанная съёмка не является самостоятельной услугой видеопродакшна.</w:t>
+          <w:sz w:val="20"/>
+          <w:szCs w:val="20"/>
+        </w:rPr>
+      </w:pPr>
+      <w:r>
+        <w:rPr>
+          <w:rFonts w:ascii="Arial" w:hAnsi="Arial" w:cs="Arial"/>
+          <w:sz w:val="20"/>
+          <w:szCs w:val="20"/>
+        </w:rPr>
+        <w:t>1.3.1.</w:t>
+      </w:r>
+      <w:r>
+        <w:rPr>
+          <w:rFonts w:ascii="Arial" w:hAnsi="Arial" w:cs="Arial"/>
+          <w:sz w:val="20"/>
+          <w:szCs w:val="20"/>
+        </w:rPr>
+        <w:tab/>
+        <w:t xml:space="preserve">разработка креативной концепции, сценария и визуального решения ИИ-ролика;</w:t>
       </w:r>
     </w:p>
     <w:p>
       <w:pPr>
-        <w:pStyle w:val="a8"/>
-        <w:numPr>
-          <w:ilvl w:val="0"/>
-          <w:numId w:val="9"/>
-        </w:numPr>
-        <w:tabs>
-          <w:tab w:val="left" w:pos="709"/>
-        </w:tabs>
+        <w:widowControl w:val="0"/>
         <w:snapToGrid w:val="0"/>
         <w:spacing w:before="120" w:after="120" w:line="276" w:lineRule="auto"/>
-        <w:ind w:left="1134" w:hanging="425"/>
-        <w:contextualSpacing w:val="0"/>
+        <w:ind w:left="709" w:hanging="709"/>
         <w:jc w:val="both"/>
         <w:rPr>
           <w:rFonts w:ascii="Arial" w:hAnsi="Arial" w:cs="Arial"/>
-          <w:bCs/>
-          <w:sz w:val="20"/>
-          <w:szCs w:val="20"/>
-        </w:rPr>
-      </w:pPr>
-      <w:r>
-        <w:rPr>
-          <w:rFonts w:ascii="Arial" w:hAnsi="Arial" w:cs="Arial"/>
-          <w:bCs/>
-          <w:sz w:val="20"/>
-          <w:szCs w:val="20"/>
-        </w:rPr>
-        <w:t>Генерация, обработка и композитинг визуального ряда с применением технологий искусственного интеллекта на основе согласованных референсов и отснятых исходных материалов.</w:t>
+          <w:sz w:val="20"/>
+          <w:szCs w:val="20"/>
+        </w:rPr>
+      </w:pPr>
+      <w:r>
+        <w:rPr>
+          <w:rFonts w:ascii="Arial" w:hAnsi="Arial" w:cs="Arial"/>
+          <w:sz w:val="20"/>
+          <w:szCs w:val="20"/>
+        </w:rPr>
+        <w:t>1.3.2.</w:t>
+      </w:r>
+      <w:r>
+        <w:rPr>
+          <w:rFonts w:ascii="Arial" w:hAnsi="Arial" w:cs="Arial"/>
+          <w:sz w:val="20"/>
+          <w:szCs w:val="20"/>
+        </w:rPr>
+        <w:tab/>
+        <w:t xml:space="preserve">препродакшн, включая подготовку референсов, промптов и тестовых генераций, кастинг, а также организацию съёмки исходных материалов;</w:t>
       </w:r>
     </w:p>
     <w:p>
       <w:pPr>
-        <w:pStyle w:val="a8"/>
-        <w:numPr>
-          <w:ilvl w:val="0"/>
-          <w:numId w:val="9"/>
-        </w:numPr>
-        <w:tabs>
-          <w:tab w:val="left" w:pos="709"/>
-        </w:tabs>
+        <w:widowControl w:val="0"/>
         <w:snapToGrid w:val="0"/>
         <w:spacing w:before="120" w:after="120" w:line="276" w:lineRule="auto"/>
-        <w:ind w:left="1134" w:hanging="425"/>
-        <w:contextualSpacing w:val="0"/>
+        <w:ind w:left="709" w:hanging="709"/>
         <w:jc w:val="both"/>
         <w:rPr>
           <w:rFonts w:ascii="Arial" w:hAnsi="Arial" w:cs="Arial"/>
-          <w:bCs/>
-          <w:sz w:val="20"/>
-          <w:szCs w:val="20"/>
-        </w:rPr>
-      </w:pPr>
-      <w:r>
-        <w:rPr>
-          <w:rFonts w:ascii="Arial" w:hAnsi="Arial" w:cs="Arial"/>
-          <w:bCs/>
-          <w:sz w:val="20"/>
-          <w:szCs w:val="20"/>
-        </w:rPr>
-        <w:t>Монтаж, цветокоррекция, звуковое оформление и подготовка финальных версий ИИ-ролика и адаптаций для размещения в рекламной кампании.</w:t>
+          <w:sz w:val="20"/>
+          <w:szCs w:val="20"/>
+        </w:rPr>
+      </w:pPr>
+      <w:r>
+        <w:rPr>
+          <w:rFonts w:ascii="Arial" w:hAnsi="Arial" w:cs="Arial"/>
+          <w:sz w:val="20"/>
+          <w:szCs w:val="20"/>
+        </w:rPr>
+        <w:t>1.3.3.</w:t>
+      </w:r>
+      <w:r>
+        <w:rPr>
+          <w:rFonts w:ascii="Arial" w:hAnsi="Arial" w:cs="Arial"/>
+          <w:sz w:val="20"/>
+          <w:szCs w:val="20"/>
+        </w:rPr>
+        <w:tab/>
+        <w:t xml:space="preserve">физическая съёмка исходных материалов (в том числе актёров, объектов, локаций и иных материалов) исключительно в целях их последующего использования в качестве входных данных при производстве ИИ-контента. Указанная съёмка не является самостоятельной услугой видеопродакшна, не выделяется в качестве отдельного предмета настоящего Счета-оферты и рассматривается исключительно как технологический этап производства ИИ-контента;</w:t>
       </w:r>
     </w:p>
     <w:p>
       <w:pPr>
-        <w:pStyle w:val="a8"/>
-        <w:numPr>
-          <w:ilvl w:val="0"/>
-          <w:numId w:val="9"/>
-        </w:numPr>
-        <w:tabs>
-          <w:tab w:val="left" w:pos="709"/>
-        </w:tabs>
+        <w:widowControl w:val="0"/>
         <w:snapToGrid w:val="0"/>
         <w:spacing w:before="120" w:after="120" w:line="276" w:lineRule="auto"/>
-        <w:ind w:left="1134" w:hanging="425"/>
-        <w:contextualSpacing w:val="0"/>
+        <w:ind w:left="709" w:hanging="709"/>
         <w:jc w:val="both"/>
         <w:rPr>
           <w:rFonts w:ascii="Arial" w:hAnsi="Arial" w:cs="Arial"/>
-          <w:bCs/>
-          <w:sz w:val="20"/>
-          <w:szCs w:val="20"/>
-        </w:rPr>
-      </w:pPr>
-      <w:r>
-        <w:rPr>
-          <w:rFonts w:ascii="Arial" w:hAnsi="Arial" w:cs="Arial"/>
-          <w:bCs/>
-          <w:sz w:val="20"/>
-          <w:szCs w:val="20"/>
-        </w:rPr>
-        <w:t>Передача Результатов Заказчику в согласованных форматах.</w:t>
+          <w:sz w:val="20"/>
+          <w:szCs w:val="20"/>
+        </w:rPr>
+      </w:pPr>
+      <w:r>
+        <w:rPr>
+          <w:rFonts w:ascii="Arial" w:hAnsi="Arial" w:cs="Arial"/>
+          <w:sz w:val="20"/>
+          <w:szCs w:val="20"/>
+        </w:rPr>
+        <w:t>1.3.4.</w:t>
+      </w:r>
+      <w:r>
+        <w:rPr>
+          <w:rFonts w:ascii="Arial" w:hAnsi="Arial" w:cs="Arial"/>
+          <w:sz w:val="20"/>
+          <w:szCs w:val="20"/>
+        </w:rPr>
+        <w:tab/>
+        <w:t xml:space="preserve">генерация, обработка и композитинг визуального ряда с применением технологий искусственного интеллекта на основе согласованных Сторонами референсов и отснятых исходных материалов;</w:t>
       </w:r>
     </w:p>
     <w:p>
       <w:pPr>
-        <w:tabs>
-          <w:tab w:val="left" w:pos="709"/>
-        </w:tabs>
+        <w:widowControl w:val="0"/>
         <w:snapToGrid w:val="0"/>
         <w:spacing w:before="120" w:after="120" w:line="276" w:lineRule="auto"/>
-        <w:ind w:firstLine="709"/>
+        <w:ind w:left="709" w:hanging="709"/>
         <w:jc w:val="both"/>
         <w:rPr>
           <w:rFonts w:ascii="Arial" w:hAnsi="Arial" w:cs="Arial"/>
-          <w:bCs/>
-          <w:sz w:val="20"/>
-          <w:szCs w:val="20"/>
-          <w:lang w:eastAsia="en-US"/>
-        </w:rPr>
-      </w:pPr>
-      <w:r>
-        <w:rPr>
-          <w:rFonts w:ascii="Arial" w:hAnsi="Arial" w:cs="Arial"/>
-          <w:bCs/>
-          <w:sz w:val="20"/>
-          <w:szCs w:val="20"/>
-          <w:lang w:eastAsia="en-US"/>
-        </w:rPr>
-        <w:t>Все указанные выше работы выполняются в рамках производства ИИ-контента. Физическая съёмка исходных материалов используется исключительно как этап производства ИИ (входные данные для генерации и обработки) и не является самостоятельной услугой видеопродакшна.</w:t>
+          <w:sz w:val="20"/>
+          <w:szCs w:val="20"/>
+        </w:rPr>
+      </w:pPr>
+      <w:r>
+        <w:rPr>
+          <w:rFonts w:ascii="Arial" w:hAnsi="Arial" w:cs="Arial"/>
+          <w:sz w:val="20"/>
+          <w:szCs w:val="20"/>
+        </w:rPr>
+        <w:t>1.3.5.</w:t>
+      </w:r>
+      <w:r>
+        <w:rPr>
+          <w:rFonts w:ascii="Arial" w:hAnsi="Arial" w:cs="Arial"/>
+          <w:sz w:val="20"/>
+          <w:szCs w:val="20"/>
+        </w:rPr>
+        <w:tab/>
+        <w:t xml:space="preserve">монтаж, цветокоррекция, звуковое оформление, подготовка финальных версий ИИ-ролика и адаптаций для размещения в рекламной кампании;</w:t>
+      </w:r>
+    </w:p>
+    <w:p>
+      <w:pPr>
+        <w:widowControl w:val="0"/>
+        <w:snapToGrid w:val="0"/>
+        <w:spacing w:before="120" w:after="120" w:line="276" w:lineRule="auto"/>
+        <w:ind w:left="709" w:hanging="709"/>
+        <w:jc w:val="both"/>
+        <w:rPr>
+          <w:rFonts w:ascii="Arial" w:hAnsi="Arial" w:cs="Arial"/>
+          <w:sz w:val="20"/>
+          <w:szCs w:val="20"/>
+        </w:rPr>
+      </w:pPr>
+      <w:r>
+        <w:rPr>
+          <w:rFonts w:ascii="Arial" w:hAnsi="Arial" w:cs="Arial"/>
+          <w:sz w:val="20"/>
+          <w:szCs w:val="20"/>
+        </w:rPr>
+        <w:t>1.3.6.</w:t>
+      </w:r>
+      <w:r>
+        <w:rPr>
+          <w:rFonts w:ascii="Arial" w:hAnsi="Arial" w:cs="Arial"/>
+          <w:sz w:val="20"/>
+          <w:szCs w:val="20"/>
+        </w:rPr>
+        <w:tab/>
+        <w:t xml:space="preserve">передача Результатов Заказчику в согласованных Сторонами форматах.</w:t>
       </w:r>
     </w:p>
     <w:p>
